--- a/ibm6450/files/IBM6450_IBM2990_AI_in_Marketing_Syllabus_2026_Fall.docx
+++ b/ibm6450/files/IBM6450_IBM2990_AI_in_Marketing_Syllabus_2026_Fall.docx
@@ -935,7 +935,7 @@
               <w:rPr>
                 <w:sz w:val="19"/>
               </w:rPr>
-              <w:t>Lab 4 = the Amazon Kindle Fire three-box case (the delta method, out Sep 11, due Sun Sep 20, individual); Lab 6 = AI-assisted systematic review + LLM-powered evidence extraction (out Sep 25, due Sun Oct 4, individual); Lab 5 = secondary-data check of your own perceptual map (out Sep 18, due Wed Sep 30, team); plus hands-on exercises</w:t>
+              <w:t>Lab 4 = the Amazon Kindle Fire three-box case (the delta method, out Sep 11, due Sun Sep 20, individual); Lab 6 = extracting evidence on synthetic respondents (six published results checked on the page; redesigned Oct 7; individual due Sun Oct 11, team comparison due Wed Oct 14); Lab 5 = secondary-data check of your own perceptual map (out Sep 18, due Wed Sep 30, team); plus hands-on exercises</w:t>
             </w:r>
           </w:p>
         </w:tc>
@@ -2013,7 +2013,7 @@
               <w:rPr>
                 <w:sz w:val="19"/>
               </w:rPr>
-              <w:t>Lab 6 AI-assisted systematic review + extraction (individual, Sun Oct 4)</w:t>
+              <w:t>Lab 6 extracting evidence on synthetic respondents (individual Sun Oct 11, team comparison Wed Oct 14)</w:t>
             </w:r>
           </w:p>
         </w:tc>
@@ -3306,20 +3306,7 @@
               <w:rPr>
                 <w:sz w:val="19"/>
               </w:rPr>
-              <w:t xml:space="preserve"> codebook + training (Mon Sep 28), batch 1 (Wed Sep 30) · Mini: own-study clinic; Form closes Wed Sep 30 (D5) · </w:t>
-            </w:r>
-            <w:r>
-              <w:rPr>
-                <w:b/>
-                <w:sz w:val="19"/>
-              </w:rPr>
-              <w:t>Lab 6 out (individual, due Sun Oct 4)</w:t>
-            </w:r>
-            <w:r>
-              <w:rPr>
-                <w:sz w:val="19"/>
-              </w:rPr>
-              <w:t xml:space="preserve"> · Lab 5 due Wed Sep 30</w:t>
+              <w:t xml:space="preserve"> codebook + training (Mon Sep 28), batch 1 (Wed Sep 30) · Mini: own-study clinic; Form closes Wed Sep 30 (D5) · Lab 6 out (systematic-review version; redesigned Oct 7, see Week 8) · Lab 5 due Wed Sep 30</w:t>
             </w:r>
           </w:p>
         </w:tc>
@@ -3449,12 +3436,6 @@
               </w:rPr>
               <w:t>every student clones `stamp-classroom` in class</w:t>
             </w:r>
-            <w:r>
-              <w:rPr>
-                <w:sz w:val="19"/>
-              </w:rPr>
-              <w:t xml:space="preserve"> · Lab 6 due Sun Oct 4</w:t>
-            </w:r>
           </w:p>
         </w:tc>
       </w:tr>
@@ -3554,7 +3535,14 @@
               <w:rPr>
                 <w:sz w:val="19"/>
               </w:rPr>
-              <w:t xml:space="preserve"> · STAMP kickoff · chat-window coding lab (S1)</w:t>
+              <w:t xml:space="preserve"> · STAMP kickoff · chat-window coding lab (S1) · Lab 6 worked examples (10 min) · </w:t>
+            </w:r>
+            <w:r>
+              <w:rPr>
+                <w:b/>
+                <w:sz w:val="19"/>
+              </w:rPr>
+              <w:t>Lab 6 due Sun Oct 11 (individual) · team comparison Wed Oct 14</w:t>
             </w:r>
           </w:p>
         </w:tc>
@@ -5284,27 +5272,46 @@
         <w:pStyle w:val="ListBullet2"/>
       </w:pPr>
       <w:r>
-        <w:t>Lab 6 out tonight (individual, due Sun Oct 4): search log + Zotero export + dual</w:t>
+        <w:t xml:space="preserve">Lab 6 out tonight (systematic-review version). </w:t>
+      </w:r>
+      <w:r>
+        <w:rPr>
+          <w:b/>
+        </w:rPr>
+        <w:t>Redesigned Oct 7</w:t>
+      </w:r>
+      <w:r>
+        <w:t xml:space="preserve"> into a bounded</w:t>
       </w:r>
     </w:p>
     <w:p>
       <w:r>
-        <w:t>extraction with verification + review table (Li et al. + three papers per member) +</w:t>
+        <w:t>extraction lab: six specified results (Li et al. 2024 L1–L4, Toubia et al. 2025</w:t>
       </w:r>
     </w:p>
     <w:p>
       <w:r>
-        <w:t>pooled reading; the team pools its rows into one Sheet, the seed of its STAMP</w:t>
+        <w:t>T1–T2) copied and checked on the page, metric / uncertainty / benchmark / units kept</w:t>
       </w:r>
     </w:p>
     <w:p>
       <w:r>
-        <w:t>extension proposal and related-work section. The Oct 2 Advise slide carries one</w:t>
+        <w:t>apart, a 100–150-word interpretation whose next research question seeds the STAMP</w:t>
       </w:r>
     </w:p>
     <w:p>
       <w:r>
-        <w:t>future-research idea drawn from tonight's seed set, no lab required.</w:t>
+        <w:t>extension (Nov 6), then a team comparison. Individual due Sun Oct 11, team</w:t>
+      </w:r>
+    </w:p>
+    <w:p>
+      <w:r>
+        <w:t>comparison Wed Oct 14; anyone who finished the old version may submit it by Fri Oct 9.</w:t>
+      </w:r>
+    </w:p>
+    <w:p>
+      <w:r>
+        <w:t>The Oct 2 Advise slide carries one future-research idea, no lab required.</w:t>
       </w:r>
     </w:p>
     <w:p>
@@ -5541,39 +5548,21 @@
     </w:p>
     <w:p>
       <w:pPr>
-        <w:ind w:left="432" w:hanging="432"/>
+        <w:pStyle w:val="ListBullet2"/>
       </w:pPr>
-      <w:r>
-        <w:t>2.</w:t>
-        <w:tab/>
-      </w:r>
       <w:r>
         <w:rPr>
           <w:b/>
         </w:rPr>
-        <w:t>LLM/NLP essentials</w:t>
-      </w:r>
-      <w:r>
-        <w:t xml:space="preserve"> — tokenization, context windows, alignment, RAG, moderation;</w:t>
+        <w:t>Lab 6 worked examples</w:t>
+      </w:r>
+      <w:r>
+        <w:t xml:space="preserve"> (10 min): the two Arora et al. (2025) Table 16 rows — what</w:t>
       </w:r>
     </w:p>
     <w:p>
       <w:r>
-        <w:t>prompt techniques for classification (zero-/few-shot, chain-of-thought, role,</w:t>
-      </w:r>
-    </w:p>
-    <w:p>
-      <w:r>
-        <w:t xml:space="preserve">temperature). </w:t>
-      </w:r>
-      <w:r>
-        <w:rPr>
-          <w:i/>
-        </w:rPr>
-        <w:t>Pre-class recording:</w:t>
-      </w:r>
-      <w:r>
-        <w:t xml:space="preserve"> classic NLP foundations.</w:t>
+        <w:t>is matched, SE vs. SD, items vs. respondents, why 0.66 is not "66% accurate."</w:t>
       </w:r>
     </w:p>
     <w:p>
@@ -5581,6 +5570,43 @@
         <w:ind w:left="432" w:hanging="432"/>
       </w:pPr>
       <w:r>
+        <w:t>2.</w:t>
+        <w:tab/>
+      </w:r>
+      <w:r>
+        <w:rPr>
+          <w:b/>
+        </w:rPr>
+        <w:t>LLM/NLP essentials</w:t>
+      </w:r>
+      <w:r>
+        <w:t xml:space="preserve"> — tokenization, context windows, alignment, RAG, moderation;</w:t>
+      </w:r>
+    </w:p>
+    <w:p>
+      <w:r>
+        <w:t>prompt techniques for classification (zero-/few-shot, chain-of-thought, role,</w:t>
+      </w:r>
+    </w:p>
+    <w:p>
+      <w:r>
+        <w:t xml:space="preserve">temperature). </w:t>
+      </w:r>
+      <w:r>
+        <w:rPr>
+          <w:i/>
+        </w:rPr>
+        <w:t>Pre-class recording:</w:t>
+      </w:r>
+      <w:r>
+        <w:t xml:space="preserve"> classic NLP foundations.</w:t>
+      </w:r>
+    </w:p>
+    <w:p>
+      <w:pPr>
+        <w:ind w:left="432" w:hanging="432"/>
+      </w:pPr>
+      <w:r>
         <w:t>3.</w:t>
         <w:tab/>
       </w:r>
@@ -6019,7 +6045,7 @@
         <w:rPr>
           <w:rFonts w:ascii="Courier New" w:hAnsi="Courier New"/>
         </w:rPr>
-        <w:t>2_Teaching/MSDM_MSBA_Graduate/Student_Projects/MSDM_ODI_app_2025/Deliverables/Final Deliverables/</w:t>
+        <w:t>2_Teaching/MSDM_MSBA_Capstones/Capstones/2025_ODI_MSDM/04_Deliverables/Final Deliverables/</w:t>
       </w:r>
       <w:r>
         <w:t>.</w:t>

--- a/ibm6450/files/IBM6450_IBM2990_AI_in_Marketing_Syllabus_2026_Fall.docx
+++ b/ibm6450/files/IBM6450_IBM2990_AI_in_Marketing_Syllabus_2026_Fall.docx
@@ -935,7 +935,7 @@
               <w:rPr>
                 <w:sz w:val="19"/>
               </w:rPr>
-              <w:t>Lab 4 = the Amazon Kindle Fire three-box case (the delta method, out Sep 11, due Sun Sep 20, individual); Lab 6 = extracting evidence on synthetic respondents (six published results checked on the page; redesigned Oct 7; individual due Sun Oct 11, team comparison due Wed Oct 14); Lab 5 = secondary-data check of your own perceptual map (out Sep 18, due Wed Sep 30, team); plus hands-on exercises</w:t>
+              <w:t>Lab 4 = the Amazon Kindle Fire three-box case (the delta method, out Sep 11, due Sun Sep 20, individual); Lab 6 = extracting evidence on synthetic respondents (six published results checked on the page; redesigned Oct 7; individual, due Sun Oct 11; ungraded team comparison Wed Oct 14); Lab 5 = secondary-data check of your own perceptual map (out Sep 18, due Wed Sep 30, team); plus hands-on exercises</w:t>
             </w:r>
           </w:p>
         </w:tc>
@@ -2013,7 +2013,7 @@
               <w:rPr>
                 <w:sz w:val="19"/>
               </w:rPr>
-              <w:t>Lab 6 extracting evidence on synthetic respondents (individual Sun Oct 11, team comparison Wed Oct 14)</w:t>
+              <w:t>Lab 6 extracting evidence on synthetic respondents (individual, Sun Oct 11; team comparison Wed Oct 14, 0 pts)</w:t>
             </w:r>
           </w:p>
         </w:tc>
@@ -3542,7 +3542,13 @@
                 <w:b/>
                 <w:sz w:val="19"/>
               </w:rPr>
-              <w:t>Lab 6 due Sun Oct 11 (individual) · team comparison Wed Oct 14</w:t>
+              <w:t>Lab 6 due Sun Oct 11 (individual)</w:t>
+            </w:r>
+            <w:r>
+              <w:rPr>
+                <w:sz w:val="19"/>
+              </w:rPr>
+              <w:t xml:space="preserve"> · Lab 6 team comparison Wed Oct 14 (ungraded)</w:t>
             </w:r>
           </w:p>
         </w:tc>
@@ -5301,12 +5307,12 @@
     </w:p>
     <w:p>
       <w:r>
-        <w:t>extension (Nov 6), then a team comparison. Individual due Sun Oct 11, team</w:t>
+        <w:t>extension (Nov 6), then an ungraded team comparison. Individual due Sun Oct 11 (all</w:t>
       </w:r>
     </w:p>
     <w:p>
       <w:r>
-        <w:t>comparison Wed Oct 14; anyone who finished the old version may submit it by Fri Oct 9.</w:t>
+        <w:t>5 points), team comparison Wed Oct 14 (0 points); anyone who finished the old version may submit it by Fri Oct 9.</w:t>
       </w:r>
     </w:p>
     <w:p>
